--- a/human/tasks/F-03/summary.docx
+++ b/human/tasks/F-03/summary.docx
@@ -143,7 +143,7 @@
     </w:p>
     <w:p>
       <w:r>
-        <w:t>旧Tools/F03文件不再保留。Unity共享工程和历史签署仍在原业务目录，等待全项目统一迁移。</w:t>
+        <w:t>旧Tools/F03文件不再保留。Unity共享工程已位于agent/modules，历史签署原件保留且消费者已修正。</w:t>
       </w:r>
     </w:p>
     <w:p>
@@ -212,12 +212,12 @@
     </w:p>
     <w:p>
       <w:r>
-        <w:t>本轮源修改和复测结果在codex/task-package-normalization保存，发布以Git实际记录为准。下一包F-04，核对TD只读壳及当前操作台边界。</w:t>
+        <w:t>规范化71/71包、根目录迁移19/19项完成；每包Word由Agent源生成。</w:t>
       </w:r>
     </w:p>
     <w:p>
       <w:r>
-        <w:t>整体双层迁移仍未完成；当前仅关闭本包规范化与已发现源问题，不推定其他任务已整理。</w:t>
+        <w:t>业务状态DONE，原签收与未交付项不变；后续按注册表和实际依赖推进。</w:t>
       </w:r>
     </w:p>
     <w:p>
